--- a/物种百科.docx
+++ b/物种百科.docx
@@ -1471,24 +1471,28 @@
         </w:rPr>
         <w:t>在鹿科中，马鹿</w:t>
       </w:r>
+      <w:proofErr w:type="gramStart"/>
       <w:r>
         <w:rPr>
           <w:rFonts w:hint="eastAsia"/>
         </w:rPr>
         <w:t>(Cervus canadensis)</w:t>
       </w:r>
+      <w:proofErr w:type="gramEnd"/>
       <w:r>
         <w:rPr>
           <w:rFonts w:hint="eastAsia"/>
         </w:rPr>
         <w:t>的体型仅次于驼鹿，而鹿属中只有欧洲马鹿能与其匹敌。马鹿和发源于欧洲的欧洲马鹿</w:t>
       </w:r>
+      <w:proofErr w:type="gramStart"/>
       <w:r>
         <w:rPr>
           <w:rFonts w:hint="eastAsia"/>
         </w:rPr>
         <w:t>(Cervus elaphus)</w:t>
       </w:r>
+      <w:proofErr w:type="gramEnd"/>
       <w:r>
         <w:rPr>
           <w:rFonts w:hint="eastAsia"/>
@@ -1519,12 +1523,6 @@
         </w:rPr>
         <w:t>检验结果，却强烈显示马鹿和欧洲马鹿是两相异物种，即两个有效的物种。无论这个结论是基于分子比较还是行为学数据比较都证实了这一点。</w:t>
       </w:r>
-      <w:r>
-        <w:rPr>
-          <w:rFonts w:hint="eastAsia"/>
-        </w:rPr>
-        <w:t xml:space="preserve"> [1]</w:t>
-      </w:r>
     </w:p>
     <w:p>
       <w:pPr>
@@ -1536,36 +1534,42 @@
         </w:rPr>
         <w:t>马鹿的鹿属</w:t>
       </w:r>
+      <w:proofErr w:type="gramStart"/>
       <w:r>
         <w:rPr>
           <w:rFonts w:hint="eastAsia"/>
         </w:rPr>
         <w:t>(Cervus)</w:t>
       </w:r>
+      <w:proofErr w:type="gramEnd"/>
       <w:r>
         <w:rPr>
           <w:rFonts w:hint="eastAsia"/>
         </w:rPr>
         <w:t>始祖最早出现于一千二百万年前的化石记录中，来自欧亚大陆的上新世期间，但北美洲的化石记录却要到更新世的冰河时期，它们越过白令陆桥时，才有马鹿的踪迹。已绝种的大角鹿</w:t>
       </w:r>
+      <w:proofErr w:type="gramStart"/>
       <w:r>
         <w:rPr>
           <w:rFonts w:hint="eastAsia"/>
         </w:rPr>
         <w:t>(Megaloceros)</w:t>
       </w:r>
+      <w:proofErr w:type="gramEnd"/>
       <w:r>
         <w:rPr>
           <w:rFonts w:hint="eastAsia"/>
         </w:rPr>
         <w:t>不是鹿属的一员，但仍是广泛鹿科</w:t>
       </w:r>
+      <w:proofErr w:type="gramStart"/>
       <w:r>
         <w:rPr>
           <w:rFonts w:hint="eastAsia"/>
         </w:rPr>
         <w:t>(Cervidae)</w:t>
       </w:r>
+      <w:proofErr w:type="gramEnd"/>
       <w:r>
         <w:rPr>
           <w:rFonts w:hint="eastAsia"/>
@@ -1595,12 +1599,14 @@
         </w:rPr>
         <w:t>马鹿是进化程度最高的旧大陆鹿。它们也被称为北美马鹿。从基因上讲，该物种属于亚洲马鹿，在前更新世与欧洲马鹿</w:t>
       </w:r>
+      <w:proofErr w:type="gramStart"/>
       <w:r>
         <w:rPr>
           <w:rFonts w:hint="eastAsia"/>
         </w:rPr>
         <w:t>(Cervus elaphus)</w:t>
       </w:r>
+      <w:proofErr w:type="gramEnd"/>
       <w:r>
         <w:rPr>
           <w:rFonts w:hint="eastAsia"/>
@@ -1685,6 +1691,7 @@
         </w:rPr>
         <w:t>，它们高度专业化，可以在长而陡峭的山坡上进行有力的跳跃，同时飞越杜鹃花和柳树丛。马鹿和它们在西伯利亚和外蒙古的马鹿</w:t>
       </w:r>
+      <w:proofErr w:type="gramStart"/>
       <w:r>
         <w:rPr>
           <w:rFonts w:hint="eastAsia"/>
@@ -1705,6 +1712,7 @@
         </w:rPr>
         <w:t>)</w:t>
       </w:r>
+      <w:proofErr w:type="gramEnd"/>
       <w:r>
         <w:rPr>
           <w:rFonts w:hint="eastAsia"/>
@@ -1814,6 +1822,7 @@
         </w:rPr>
         <w:t>个亚种，而另外分化出的一个独立物种“中亚马鹿”</w:t>
       </w:r>
+      <w:proofErr w:type="gramStart"/>
       <w:r>
         <w:rPr>
           <w:rFonts w:hint="eastAsia"/>
@@ -1834,6 +1843,7 @@
         </w:rPr>
         <w:t>)</w:t>
       </w:r>
+      <w:proofErr w:type="gramEnd"/>
       <w:r>
         <w:rPr>
           <w:rFonts w:hint="eastAsia"/>
@@ -1945,14 +1955,14 @@
         <w:rPr>
           <w:rFonts w:hint="eastAsia"/>
         </w:rPr>
-        <w:t>个亚种，大多是中国的特产亚种。它们是偶蹄目有蹄类的大型动物，每只脚的脚趾数为偶数，类似于骆驼、山羊和牛的脚趾。雌兽比雄兽要小一些。头与面部较长，</w:t>
+        <w:t>个亚种，大多是中国的特产亚种。它们是偶蹄目有蹄类的大型动物，每只脚的脚趾数为偶数，类似于骆驼、山羊和牛的脚趾。雌兽比雄兽要小一些。头与面部较长，颈较长，约占体长的三分之一，颈下披较长的毛。有眶下腺，耳大，呈圆锥形。鼻端裸露，</w:t>
       </w:r>
       <w:r>
         <w:rPr>
           <w:rFonts w:hint="eastAsia"/>
         </w:rPr>
         <w:lastRenderedPageBreak/>
-        <w:t>颈较长，约占体长的三分之一，颈下披较长的毛。有眶下腺，耳大，呈圆锥形。鼻端裸露，其两侧和唇部为纯褐色。额部和头顶为深褐色，颊部为浅褐色。颈部较长，四肢也长。蹄子很大，尾巴较短。</w:t>
+        <w:t>其两侧和唇部为纯褐色。额部和头顶为深褐色，颊部为浅褐色。颈部较长，四肢也长。蹄子很大，尾巴较短。</w:t>
       </w:r>
     </w:p>
     <w:p>
@@ -2117,17 +2127,17 @@
         <w:t>200,000</w:t>
       </w:r>
       <w:r>
-        <w:t>只，在春季和秋季，它们参加了美国大陆最长的马鹿迁徙活动。在黄石国家公园南部地区和周围的国家</w:t>
+        <w:t>只，在春季和秋季，它们参加了美国大陆最长的马鹿迁徙活动。在黄石国家公园南部地区和周围的国家森林中，马鹿向南迁徙到怀俄明州的杰克逊，它们在国家马鹿保护区过冬长达</w:t>
+      </w:r>
+      <w:r>
+        <w:t>6</w:t>
+      </w:r>
+      <w:r>
+        <w:t>个月。那里</w:t>
       </w:r>
       <w:r>
         <w:lastRenderedPageBreak/>
-        <w:t>森林中，马鹿向南迁徙到怀俄明州的杰克逊，它们在国家马鹿保护区过冬长达</w:t>
-      </w:r>
-      <w:r>
-        <w:t>6</w:t>
-      </w:r>
-      <w:r>
-        <w:t>个月。那里的环保主义者确保鹿群在严冬期间得到充足的食物。许多居住在大黄石生态系统北部的马鹿迁徙到蒙大拿州的低海拔地区，主要是北部和西部。</w:t>
+        <w:t>的环保主义者确保鹿群在严冬期间得到充足的食物。许多居住在大黄石生态系统北部的马鹿迁徙到蒙大拿州的低海拔地区，主要是北部和西部。</w:t>
       </w:r>
     </w:p>
     <w:p>
@@ -2283,16 +2293,19 @@
     <w:p>
       <w:pPr>
         <w:ind w:firstLine="420"/>
-        <w:rPr>
-          <w:rFonts w:hint="eastAsia"/>
-        </w:rPr>
-      </w:pPr>
+      </w:pPr>
+      <w:r>
+        <w:rPr>
+          <w:rFonts w:hint="eastAsia"/>
+        </w:rPr>
+        <w:t>卷羽鹈鹕，是鹈形目鹈鹕科鹈鹕属动物。卷羽鹈鹕成鸟体羽灰白色为主，肩、背、翼上</w:t>
+      </w:r>
       <w:r>
         <w:rPr>
           <w:rFonts w:hint="eastAsia"/>
         </w:rPr>
         <w:lastRenderedPageBreak/>
-        <w:t>卷羽鹈鹕，是鹈形目鹈鹕科鹈鹕属动物。卷羽鹈鹕成鸟体羽灰白色为主，肩、背、翼上覆羽及尾上覆羽等具有黑色羽轴，冠羽卷曲而凌乱；初级飞羽和初级覆羽为黑色，初级飞羽基部白色；次级飞羽外侧黑褐色带白色羽缘，内侧褐色，端部具宽白色羽缘；虹膜黄白色，喙铅灰色带黄色喙尖和边缘，喙下的喉囊和眼周裸露皮肤为皮黄色；脚铅灰色。</w:t>
+        <w:t>覆羽及尾上覆羽等具有黑色羽轴，冠羽卷曲而凌乱；初级飞羽和初级覆羽为黑色，初级飞羽基部白色；次级飞羽外侧黑褐色带白色羽缘，内侧褐色，端部具宽白色羽缘；虹膜黄白色，喙铅灰色带黄色喙尖和边缘，喙下的喉囊和眼周裸露皮肤为皮黄色；脚铅灰色。</w:t>
       </w:r>
     </w:p>
     <w:p>
@@ -2333,29 +2346,17 @@
     <w:p>
       <w:pPr>
         <w:ind w:firstLine="420"/>
-        <w:rPr>
-          <w:rFonts w:hint="eastAsia"/>
-        </w:rPr>
-      </w:pPr>
-    </w:p>
-    <w:p>
-      <w:pPr>
-        <w:ind w:firstLine="420"/>
-        <w:rPr>
-          <w:rFonts w:hint="eastAsia"/>
-        </w:rPr>
-      </w:pPr>
-      <w:r>
-        <w:rPr>
-          <w:rFonts w:hint="eastAsia"/>
-        </w:rPr>
-        <w:t>高山兀鹫</w:t>
-      </w:r>
-      <w:r>
-        <w:rPr>
-          <w:rFonts w:hint="eastAsia"/>
-        </w:rPr>
-        <w:t>（</w:t>
+      </w:pPr>
+    </w:p>
+    <w:p>
+      <w:pPr>
+        <w:ind w:firstLine="420"/>
+      </w:pPr>
+      <w:r>
+        <w:rPr>
+          <w:rFonts w:hint="eastAsia"/>
+        </w:rPr>
+        <w:t>高山兀鹫（</w:t>
       </w:r>
       <w:r>
         <w:rPr>
@@ -2377,13 +2378,14 @@
         <w:rPr>
           <w:rFonts w:hint="eastAsia"/>
         </w:rPr>
-        <w:t>）</w:t>
-      </w:r>
-      <w:r>
-        <w:rPr>
-          <w:rFonts w:hint="eastAsia"/>
-        </w:rPr>
-        <w:t>又称喜马拉雅秃鹫</w:t>
+        <w:t>）又称喜马拉雅</w:t>
+      </w:r>
+      <w:proofErr w:type="gramStart"/>
+      <w:r>
+        <w:rPr>
+          <w:rFonts w:hint="eastAsia"/>
+        </w:rPr>
+        <w:t>秃鹫</w:t>
       </w:r>
       <w:r>
         <w:rPr>
@@ -2391,6 +2393,7 @@
         </w:rPr>
         <w:t>,</w:t>
       </w:r>
+      <w:proofErr w:type="gramEnd"/>
       <w:r>
         <w:rPr>
           <w:rFonts w:hint="eastAsia"/>
@@ -2401,9 +2404,6 @@
     <w:p>
       <w:pPr>
         <w:ind w:firstLine="420"/>
-        <w:rPr>
-          <w:rFonts w:hint="eastAsia"/>
-        </w:rPr>
       </w:pPr>
       <w:r>
         <w:rPr>
@@ -2620,27 +2620,21 @@
         <w:ind w:firstLine="420"/>
       </w:pPr>
       <w:r>
-        <w:t>夜行性。雪豹多在夜间活动，尤其在晨昏时刻最为活跃。行动有一定路线，喜走山嵴和溪谷。在有松厚雪层地区，经常沿着已被踩平的小路行走。通常，雪豹会在其活动范围的一个特定区域停留数周，然后迁移到活动范围的另一部分。它们会在一天内多次更换栖息地，</w:t>
-      </w:r>
+        <w:t>夜行性。雪豹多在夜间活动，尤其在晨昏时刻最为活跃。行动有一定路线，喜走山嵴和溪谷。在有松厚雪层地区，经常沿着已被踩平的小路行走。通常，雪豹会在其活动范围的一个特定区域停留数周，然后迁移到活动范围的另一部分。它们会在一天内多次更换栖息地，每天的运动距离可达</w:t>
+      </w:r>
+      <w:r>
+        <w:t>7-12</w:t>
+      </w:r>
+      <w:r>
+        <w:t>千米。</w:t>
+      </w:r>
+    </w:p>
+    <w:p>
+      <w:pPr>
+        <w:ind w:firstLine="420"/>
+      </w:pPr>
       <w:r>
         <w:lastRenderedPageBreak/>
-        <w:t>每天的运动距离可达</w:t>
-      </w:r>
-      <w:r>
-        <w:t>7-12</w:t>
-      </w:r>
-      <w:r>
-        <w:t>千米。</w:t>
-      </w:r>
-    </w:p>
-    <w:p>
-      <w:pPr>
-        <w:ind w:firstLine="420"/>
-        <w:rPr>
-          <w:rFonts w:hint="eastAsia"/>
-        </w:rPr>
-      </w:pPr>
-      <w:r>
         <w:t>雪豹在野外实行</w:t>
       </w:r>
       <w:r>
@@ -3279,6 +3273,7 @@
   <w:style w:type="character" w:default="1" w:styleId="a0">
     <w:name w:val="Default Paragraph Font"/>
     <w:uiPriority w:val="1"/>
+    <w:semiHidden/>
     <w:unhideWhenUsed/>
   </w:style>
   <w:style w:type="table" w:default="1" w:styleId="a1">
